--- a/docx/lab3.docx
+++ b/docx/lab3.docx
@@ -114,241 +114,243 @@
           <w:bCs/>
           <w:lang w:val="en-US"/>
         </w:rPr>
+        <w:t>3</w:t>
+      </w:r>
+    </w:p>
+    <w:p>
+      <w:pPr>
+        <w:jc w:val="center"/>
+        <w:rPr>
+          <w:b/>
+          <w:bCs/>
+        </w:rPr>
+      </w:pPr>
+      <w:r>
+        <w:rPr>
+          <w:b/>
+        </w:rPr>
+        <w:t xml:space="preserve">з </w:t>
+      </w:r>
+      <w:r>
+        <w:rPr>
+          <w:b/>
+        </w:rPr>
+        <w:t>Веб-технології та програмування</w:t>
+      </w:r>
+    </w:p>
+    <w:p>
+      <w:pPr>
+        <w:jc w:val="center"/>
+        <w:rPr>
+          <w:b/>
+        </w:rPr>
+      </w:pPr>
+    </w:p>
+    <w:p>
+      <w:pPr>
+        <w:jc w:val="center"/>
+        <w:rPr>
+          <w:b/>
+        </w:rPr>
+      </w:pPr>
+    </w:p>
+    <w:p>
+      <w:pPr>
+        <w:jc w:val="center"/>
+        <w:rPr>
+          <w:b/>
+        </w:rPr>
+      </w:pPr>
+    </w:p>
+    <w:p>
+      <w:pPr>
+        <w:jc w:val="center"/>
+        <w:rPr>
+          <w:b/>
+        </w:rPr>
+      </w:pPr>
+    </w:p>
+    <w:p>
+      <w:pPr>
+        <w:jc w:val="center"/>
+        <w:rPr>
+          <w:b/>
+        </w:rPr>
+      </w:pPr>
+    </w:p>
+    <w:p>
+      <w:pPr>
+        <w:jc w:val="center"/>
+        <w:rPr>
+          <w:b/>
+        </w:rPr>
+      </w:pPr>
+    </w:p>
+    <w:p>
+      <w:pPr>
+        <w:jc w:val="center"/>
+        <w:rPr>
+          <w:b/>
+        </w:rPr>
+      </w:pPr>
+    </w:p>
+    <w:p>
+      <w:pPr>
+        <w:jc w:val="center"/>
+        <w:rPr>
+          <w:b/>
+        </w:rPr>
+      </w:pPr>
+    </w:p>
+    <w:p>
+      <w:pPr>
+        <w:jc w:val="center"/>
+        <w:rPr>
+          <w:b/>
+        </w:rPr>
+      </w:pPr>
+    </w:p>
+    <w:p>
+      <w:pPr>
+        <w:jc w:val="center"/>
+        <w:rPr>
+          <w:b/>
+        </w:rPr>
+      </w:pPr>
+    </w:p>
+    <w:p>
+      <w:pPr>
+        <w:jc w:val="right"/>
+        <w:rPr>
+          <w:b/>
+        </w:rPr>
+      </w:pPr>
+    </w:p>
+    <w:p>
+      <w:pPr>
+        <w:jc w:val="right"/>
+      </w:pPr>
+      <w:r>
+        <w:t>Викона</w:t>
+      </w:r>
+      <w:r>
+        <w:t>в</w:t>
+      </w:r>
+      <w:r>
+        <w:rPr>
+          <w:lang w:val="ru-RU"/>
+        </w:rPr>
+        <w:t>:</w:t>
+      </w:r>
+    </w:p>
+    <w:p>
+      <w:pPr>
+        <w:jc w:val="right"/>
+        <w:rPr>
+          <w:lang w:val="ru-RU"/>
+        </w:rPr>
+      </w:pPr>
+      <w:r>
+        <w:t xml:space="preserve">студент </w:t>
+      </w:r>
+      <w:r>
+        <w:rPr>
+          <w:lang w:val="en-US"/>
+        </w:rPr>
         <w:t>2</w:t>
       </w:r>
-    </w:p>
-    <w:p>
-      <w:pPr>
-        <w:jc w:val="center"/>
-        <w:rPr>
-          <w:b/>
+      <w:r>
+        <w:t xml:space="preserve"> курсу</w:t>
+      </w:r>
+    </w:p>
+    <w:p>
+      <w:pPr>
+        <w:jc w:val="right"/>
+        <w:rPr>
+          <w:lang w:val="ru-RU"/>
+        </w:rPr>
+      </w:pPr>
+      <w:r>
+        <w:t>групи ФЕП-</w:t>
+      </w:r>
+      <w:r>
+        <w:rPr>
+          <w:lang w:val="en-US"/>
+        </w:rPr>
+        <w:t>2</w:t>
+      </w:r>
+      <w:r>
+        <w:rPr>
+          <w:lang w:val="ru-RU"/>
+        </w:rPr>
+        <w:t>1</w:t>
+      </w:r>
+    </w:p>
+    <w:p>
+      <w:pPr>
+        <w:jc w:val="right"/>
+        <w:rPr>
+          <w:lang w:val="ru-RU"/>
+        </w:rPr>
+      </w:pPr>
+      <w:r>
+        <w:rPr>
+          <w:lang w:val="ru-RU"/>
+        </w:rPr>
+        <w:t>Лис Артур Володимирович</w:t>
+      </w:r>
+    </w:p>
+    <w:p>
+      <w:pPr>
+        <w:jc w:val="center"/>
+        <w:rPr>
           <w:bCs/>
         </w:rPr>
       </w:pPr>
-      <w:r>
-        <w:rPr>
-          <w:b/>
-        </w:rPr>
-        <w:t xml:space="preserve">з </w:t>
-      </w:r>
-      <w:r>
-        <w:rPr>
-          <w:b/>
-        </w:rPr>
-        <w:t>Веб-технології та програмування</w:t>
-      </w:r>
-    </w:p>
-    <w:p>
-      <w:pPr>
-        <w:jc w:val="center"/>
-        <w:rPr>
-          <w:b/>
-        </w:rPr>
-      </w:pPr>
-    </w:p>
-    <w:p>
-      <w:pPr>
-        <w:jc w:val="center"/>
-        <w:rPr>
-          <w:b/>
-        </w:rPr>
-      </w:pPr>
-    </w:p>
-    <w:p>
-      <w:pPr>
-        <w:jc w:val="center"/>
-        <w:rPr>
-          <w:b/>
-        </w:rPr>
-      </w:pPr>
-    </w:p>
-    <w:p>
-      <w:pPr>
-        <w:jc w:val="center"/>
-        <w:rPr>
-          <w:b/>
-        </w:rPr>
-      </w:pPr>
-    </w:p>
-    <w:p>
-      <w:pPr>
-        <w:jc w:val="center"/>
-        <w:rPr>
-          <w:b/>
-        </w:rPr>
-      </w:pPr>
-    </w:p>
-    <w:p>
-      <w:pPr>
-        <w:jc w:val="center"/>
-        <w:rPr>
-          <w:b/>
-        </w:rPr>
-      </w:pPr>
-    </w:p>
-    <w:p>
-      <w:pPr>
-        <w:jc w:val="center"/>
-        <w:rPr>
-          <w:b/>
-        </w:rPr>
-      </w:pPr>
-    </w:p>
-    <w:p>
-      <w:pPr>
-        <w:jc w:val="center"/>
-        <w:rPr>
-          <w:b/>
-        </w:rPr>
-      </w:pPr>
-    </w:p>
-    <w:p>
-      <w:pPr>
-        <w:jc w:val="center"/>
-        <w:rPr>
-          <w:b/>
-        </w:rPr>
-      </w:pPr>
-    </w:p>
-    <w:p>
-      <w:pPr>
-        <w:jc w:val="center"/>
-        <w:rPr>
-          <w:b/>
-        </w:rPr>
-      </w:pPr>
-    </w:p>
-    <w:p>
-      <w:pPr>
-        <w:jc w:val="right"/>
-        <w:rPr>
-          <w:b/>
-        </w:rPr>
-      </w:pPr>
-    </w:p>
-    <w:p>
-      <w:pPr>
-        <w:jc w:val="right"/>
-      </w:pPr>
-      <w:r>
-        <w:t>Викона</w:t>
-      </w:r>
-      <w:r>
-        <w:t>в</w:t>
-      </w:r>
-      <w:r>
-        <w:rPr>
-          <w:lang w:val="ru-RU"/>
-        </w:rPr>
-        <w:t>:</w:t>
-      </w:r>
-    </w:p>
-    <w:p>
-      <w:pPr>
-        <w:jc w:val="right"/>
-        <w:rPr>
-          <w:lang w:val="ru-RU"/>
-        </w:rPr>
-      </w:pPr>
-      <w:r>
-        <w:t xml:space="preserve">студент </w:t>
-      </w:r>
-      <w:r>
-        <w:rPr>
+    </w:p>
+    <w:p>
+      <w:pPr>
+        <w:jc w:val="center"/>
+        <w:rPr>
+          <w:bCs/>
+        </w:rPr>
+      </w:pPr>
+    </w:p>
+    <w:p>
+      <w:pPr>
+        <w:jc w:val="center"/>
+        <w:rPr>
+          <w:b/>
+        </w:rPr>
+      </w:pPr>
+    </w:p>
+    <w:p>
+      <w:pPr>
+        <w:jc w:val="center"/>
+        <w:rPr>
+          <w:b/>
           <w:lang w:val="en-US"/>
         </w:rPr>
-        <w:t>2</w:t>
-      </w:r>
-      <w:r>
-        <w:t xml:space="preserve"> курсу</w:t>
-      </w:r>
-    </w:p>
-    <w:p>
-      <w:pPr>
-        <w:jc w:val="right"/>
-        <w:rPr>
-          <w:lang w:val="ru-RU"/>
-        </w:rPr>
-      </w:pPr>
-      <w:r>
-        <w:t>групи ФЕП-</w:t>
-      </w:r>
-      <w:r>
-        <w:rPr>
+      </w:pPr>
+      <w:r>
+        <w:rPr>
+          <w:b/>
+        </w:rPr>
+        <w:t>Львів – 202</w:t>
+      </w:r>
+      <w:r>
+        <w:rPr>
+          <w:b/>
           <w:lang w:val="en-US"/>
         </w:rPr>
-        <w:t>2</w:t>
-      </w:r>
-      <w:r>
-        <w:rPr>
-          <w:lang w:val="ru-RU"/>
-        </w:rPr>
-        <w:t>1</w:t>
-      </w:r>
-    </w:p>
-    <w:p>
-      <w:pPr>
-        <w:jc w:val="right"/>
-        <w:rPr>
-          <w:lang w:val="ru-RU"/>
-        </w:rPr>
-      </w:pPr>
-      <w:r>
-        <w:rPr>
-          <w:lang w:val="ru-RU"/>
-        </w:rPr>
-        <w:t>Лис Артур Володимирович</w:t>
-      </w:r>
-    </w:p>
-    <w:p>
-      <w:pPr>
-        <w:jc w:val="center"/>
-        <w:rPr>
-          <w:bCs/>
-        </w:rPr>
-      </w:pPr>
-    </w:p>
-    <w:p>
-      <w:pPr>
-        <w:jc w:val="center"/>
-        <w:rPr>
-          <w:bCs/>
-        </w:rPr>
-      </w:pPr>
-    </w:p>
-    <w:p>
-      <w:pPr>
-        <w:jc w:val="center"/>
-        <w:rPr>
-          <w:b/>
-        </w:rPr>
-      </w:pPr>
-    </w:p>
-    <w:p>
-      <w:pPr>
-        <w:jc w:val="center"/>
-        <w:rPr>
-          <w:b/>
-          <w:lang w:val="en-US"/>
-        </w:rPr>
-      </w:pPr>
-      <w:r>
-        <w:rPr>
-          <w:b/>
-        </w:rPr>
-        <w:t>Львів – 202</w:t>
-      </w:r>
-      <w:r>
-        <w:rPr>
-          <w:b/>
-          <w:lang w:val="en-US"/>
-        </w:rPr>
         <w:t>6</w:t>
       </w:r>
     </w:p>
     <w:p>
       <w:pPr>
         <w:rPr>
+          <w:rStyle w:val="markedcontent"/>
+          <w:rFonts w:ascii="Arial" w:hAnsi="Arial" w:cs="Arial"/>
           <w:b/>
           <w:bCs/>
           <w:lang w:val="en-US"/>
@@ -356,27 +358,166 @@
       </w:pPr>
       <w:r>
         <w:rPr>
+          <w:rStyle w:val="markedcontent"/>
+          <w:rFonts w:ascii="Arial" w:hAnsi="Arial" w:cs="Arial"/>
           <w:b/>
           <w:bCs/>
         </w:rPr>
         <w:lastRenderedPageBreak/>
-        <w:t>Код</w:t>
-      </w:r>
-      <w:r>
-        <w:rPr>
+        <w:t>Варіант 3</w:t>
+      </w:r>
+      <w:r>
+        <w:rPr>
+          <w:rStyle w:val="markedcontent"/>
+          <w:rFonts w:ascii="Arial" w:hAnsi="Arial" w:cs="Arial"/>
           <w:b/>
           <w:bCs/>
           <w:lang w:val="en-US"/>
         </w:rPr>
-        <w:t xml:space="preserve">: </w:t>
-      </w:r>
-    </w:p>
-    <w:p>
-      <w:pPr>
-        <w:rPr>
-          <w:lang w:val="en-US"/>
-        </w:rPr>
-      </w:pPr>
+        <w:t>:</w:t>
+      </w:r>
+    </w:p>
+    <w:p>
+      <w:pPr>
+        <w:rPr>
+          <w:b/>
+          <w:bCs/>
+        </w:rPr>
+      </w:pPr>
+      <w:r>
+        <w:rPr>
+          <w:rStyle w:val="markedcontent"/>
+          <w:rFonts w:ascii="Arial" w:hAnsi="Arial" w:cs="Arial"/>
+          <w:sz w:val="36"/>
+          <w:szCs w:val="36"/>
+        </w:rPr>
+        <w:t xml:space="preserve">Мета роботи </w:t>
+      </w:r>
+      <w:r>
+        <w:br/>
+      </w:r>
+      <w:r>
+        <w:rPr>
+          <w:rStyle w:val="markedcontent"/>
+          <w:rFonts w:ascii="Arial" w:hAnsi="Arial" w:cs="Arial"/>
+          <w:sz w:val="20"/>
+          <w:szCs w:val="20"/>
+        </w:rPr>
+        <w:t xml:space="preserve">●  Використати навички програмування на JavaScript та роботи з JSON </w:t>
+      </w:r>
+      <w:r>
+        <w:br/>
+      </w:r>
+      <w:r>
+        <w:rPr>
+          <w:rStyle w:val="markedcontent"/>
+          <w:rFonts w:ascii="Arial" w:hAnsi="Arial" w:cs="Arial"/>
+          <w:sz w:val="20"/>
+          <w:szCs w:val="20"/>
+        </w:rPr>
+        <w:t xml:space="preserve">●  Опанувати використання вбудованих модулів Node.js </w:t>
+      </w:r>
+      <w:r>
+        <w:br/>
+      </w:r>
+      <w:r>
+        <w:rPr>
+          <w:rStyle w:val="markedcontent"/>
+          <w:rFonts w:ascii="Arial" w:hAnsi="Arial" w:cs="Arial"/>
+          <w:sz w:val="20"/>
+          <w:szCs w:val="20"/>
+        </w:rPr>
+        <w:t xml:space="preserve">●  Навчитися створювати package.json для проекту </w:t>
+      </w:r>
+      <w:r>
+        <w:br/>
+      </w:r>
+      <w:r>
+        <w:rPr>
+          <w:rStyle w:val="markedcontent"/>
+          <w:rFonts w:ascii="Arial" w:hAnsi="Arial" w:cs="Arial"/>
+          <w:sz w:val="20"/>
+          <w:szCs w:val="20"/>
+        </w:rPr>
+        <w:t xml:space="preserve">●  Навчитися встановлювати сторонні пакети npm </w:t>
+      </w:r>
+      <w:r>
+        <w:br/>
+      </w:r>
+      <w:r>
+        <w:rPr>
+          <w:rStyle w:val="markedcontent"/>
+          <w:rFonts w:ascii="Arial" w:hAnsi="Arial" w:cs="Arial"/>
+          <w:sz w:val="36"/>
+          <w:szCs w:val="36"/>
+        </w:rPr>
+        <w:t xml:space="preserve">Теоретичний матеріал </w:t>
+      </w:r>
+      <w:r>
+        <w:br/>
+      </w:r>
+      <w:r>
+        <w:rPr>
+          <w:rStyle w:val="markedcontent"/>
+          <w:rFonts w:ascii="Arial" w:hAnsi="Arial" w:cs="Arial"/>
+          <w:sz w:val="20"/>
+          <w:szCs w:val="20"/>
+        </w:rPr>
+        <w:t xml:space="preserve">●  Лекція 2 - Базові поняття. Запити до сервера. URL. </w:t>
+      </w:r>
+      <w:r>
+        <w:br/>
+      </w:r>
+      <w:r>
+        <w:rPr>
+          <w:rStyle w:val="markedcontent"/>
+          <w:rFonts w:ascii="Arial" w:hAnsi="Arial" w:cs="Arial"/>
+          <w:sz w:val="20"/>
+          <w:szCs w:val="20"/>
+        </w:rPr>
+        <w:t xml:space="preserve">●  Лекція 3 - Огляд обраних конструкцій мови JavaScript. Робота з JSON у JavaScript. </w:t>
+      </w:r>
+      <w:r>
+        <w:br/>
+      </w:r>
+      <w:r>
+        <w:rPr>
+          <w:rStyle w:val="markedcontent"/>
+          <w:rFonts w:ascii="Arial" w:hAnsi="Arial" w:cs="Arial"/>
+          <w:sz w:val="20"/>
+          <w:szCs w:val="20"/>
+        </w:rPr>
+        <w:t xml:space="preserve">●  Лекція 4 - Node.js модулі та структура проекту. Практика програмування з Node.js </w:t>
+      </w:r>
+      <w:r>
+        <w:rPr>
+          <w:rFonts w:ascii="Arial" w:hAnsi="Arial" w:cs="Arial"/>
+        </w:rPr>
+        <w:br/>
+      </w:r>
+      <w:r>
+        <w:rPr>
+          <w:rStyle w:val="markedcontent"/>
+          <w:rFonts w:ascii="Arial" w:hAnsi="Arial" w:cs="Arial"/>
+          <w:sz w:val="20"/>
+          <w:szCs w:val="20"/>
+          <w:shd w:val="clear" w:color="auto" w:fill="FFFFFF"/>
+        </w:rPr>
+        <w:t>●  Лекція 5 - Практика програмування з Node.js</w:t>
+      </w:r>
+      <w:r>
+        <w:br/>
+      </w:r>
+    </w:p>
+    <w:p>
+      <w:pPr>
+        <w:rPr>
+          <w:b/>
+          <w:bCs/>
+        </w:rPr>
+      </w:pPr>
+    </w:p>
+    <w:p>
       <w:r>
         <w:rPr>
           <w:b/>
@@ -404,46 +545,34 @@
         <w:t>у ході виконання лабораторної роботи була виконана лабораторна робота</w:t>
       </w:r>
       <w:r>
-        <w:t xml:space="preserve"> і було вивчено систему </w:t>
-      </w:r>
-      <w:r>
+        <w:t xml:space="preserve"> </w:t>
+      </w:r>
+      <w:r>
+        <w:t>і було зроблено і вивчено все що пише в меті.</w:t>
+      </w:r>
+    </w:p>
+    <w:p>
+      <w:pPr>
         <w:rPr>
           <w:lang w:val="en-US"/>
         </w:rPr>
-        <w:t>git</w:t>
-      </w:r>
-      <w:r>
-        <w:t xml:space="preserve"> і створено </w:t>
-      </w:r>
-      <w:r>
+      </w:pPr>
+      <w:hyperlink r:id="rId4" w:history="1">
+        <w:r>
+          <w:rPr>
+            <w:rStyle w:val="Hyperlink"/>
+            <w:lang w:val="en-US"/>
+          </w:rPr>
+          <w:t>https://github.com/ArturLys/web-labs</w:t>
+        </w:r>
+      </w:hyperlink>
+    </w:p>
+    <w:p>
+      <w:pPr>
         <w:rPr>
           <w:lang w:val="en-US"/>
         </w:rPr>
-        <w:t xml:space="preserve">node.js hello world </w:t>
-      </w:r>
-      <w:r>
-        <w:t>файл</w:t>
-      </w:r>
-      <w:r>
-        <w:t xml:space="preserve">. </w:t>
-      </w:r>
-      <w:proofErr w:type="spellStart"/>
-      <w:r>
-        <w:rPr>
-          <w:lang w:val="en-US"/>
-        </w:rPr>
-        <w:t>Github</w:t>
-      </w:r>
-      <w:proofErr w:type="spellEnd"/>
-      <w:r>
-        <w:rPr>
-          <w:lang w:val="en-US"/>
-        </w:rPr>
-        <w:t xml:space="preserve"> </w:t>
-      </w:r>
-      <w:r>
-        <w:t>акаунт в мене був</w:t>
-      </w:r>
+      </w:pPr>
     </w:p>
     <w:sectPr>
       <w:pgSz w:w="11906" w:h="16838"/>
@@ -1395,6 +1524,11 @@
       <w:shd w:val="clear" w:color="auto" w:fill="E1DFDD"/>
     </w:rPr>
   </w:style>
+  <w:style w:type="character" w:customStyle="1" w:styleId="markedcontent">
+    <w:name w:val="markedcontent"/>
+    <w:basedOn w:val="DefaultParagraphFont"/>
+    <w:rsid w:val="001D0188"/>
+  </w:style>
 </w:styles>
 </file>
 

--- a/docx/lab3.docx
+++ b/docx/lab3.docx
@@ -516,8 +516,149 @@
           <w:bCs/>
         </w:rPr>
       </w:pPr>
-    </w:p>
-    <w:p>
+      <w:r>
+        <w:rPr>
+          <w:noProof/>
+        </w:rPr>
+        <w:drawing>
+          <wp:inline distT="0" distB="0" distL="0" distR="0" wp14:anchorId="23A46DD2" wp14:editId="35F81E61">
+            <wp:extent cx="6120765" cy="414020"/>
+            <wp:effectExtent l="0" t="0" r="0" b="5080"/>
+            <wp:docPr id="1" name="Picture 1"/>
+            <wp:cNvGraphicFramePr>
+              <a:graphicFrameLocks xmlns:a="http://schemas.openxmlformats.org/drawingml/2006/main" noChangeAspect="1"/>
+            </wp:cNvGraphicFramePr>
+            <a:graphic xmlns:a="http://schemas.openxmlformats.org/drawingml/2006/main">
+              <a:graphicData uri="http://schemas.openxmlformats.org/drawingml/2006/picture">
+                <pic:pic xmlns:pic="http://schemas.openxmlformats.org/drawingml/2006/picture">
+                  <pic:nvPicPr>
+                    <pic:cNvPr id="1" name=""/>
+                    <pic:cNvPicPr/>
+                  </pic:nvPicPr>
+                  <pic:blipFill>
+                    <a:blip r:embed="rId4"/>
+                    <a:stretch>
+                      <a:fillRect/>
+                    </a:stretch>
+                  </pic:blipFill>
+                  <pic:spPr>
+                    <a:xfrm>
+                      <a:off x="0" y="0"/>
+                      <a:ext cx="6120765" cy="414020"/>
+                    </a:xfrm>
+                    <a:prstGeom prst="rect">
+                      <a:avLst/>
+                    </a:prstGeom>
+                  </pic:spPr>
+                </pic:pic>
+              </a:graphicData>
+            </a:graphic>
+          </wp:inline>
+        </w:drawing>
+      </w:r>
+    </w:p>
+    <w:p>
+      <w:pPr>
+        <w:rPr>
+          <w:b/>
+          <w:bCs/>
+        </w:rPr>
+      </w:pPr>
+      <w:r>
+        <w:rPr>
+          <w:noProof/>
+        </w:rPr>
+        <w:drawing>
+          <wp:inline distT="0" distB="0" distL="0" distR="0" wp14:anchorId="2E310ACC" wp14:editId="20F9773A">
+            <wp:extent cx="6120765" cy="133350"/>
+            <wp:effectExtent l="0" t="0" r="0" b="0"/>
+            <wp:docPr id="3" name="Picture 3"/>
+            <wp:cNvGraphicFramePr>
+              <a:graphicFrameLocks xmlns:a="http://schemas.openxmlformats.org/drawingml/2006/main" noChangeAspect="1"/>
+            </wp:cNvGraphicFramePr>
+            <a:graphic xmlns:a="http://schemas.openxmlformats.org/drawingml/2006/main">
+              <a:graphicData uri="http://schemas.openxmlformats.org/drawingml/2006/picture">
+                <pic:pic xmlns:pic="http://schemas.openxmlformats.org/drawingml/2006/picture">
+                  <pic:nvPicPr>
+                    <pic:cNvPr id="1" name=""/>
+                    <pic:cNvPicPr/>
+                  </pic:nvPicPr>
+                  <pic:blipFill>
+                    <a:blip r:embed="rId5"/>
+                    <a:stretch>
+                      <a:fillRect/>
+                    </a:stretch>
+                  </pic:blipFill>
+                  <pic:spPr>
+                    <a:xfrm>
+                      <a:off x="0" y="0"/>
+                      <a:ext cx="6120765" cy="133350"/>
+                    </a:xfrm>
+                    <a:prstGeom prst="rect">
+                      <a:avLst/>
+                    </a:prstGeom>
+                  </pic:spPr>
+                </pic:pic>
+              </a:graphicData>
+            </a:graphic>
+          </wp:inline>
+        </w:drawing>
+      </w:r>
+    </w:p>
+    <w:p>
+      <w:pPr>
+        <w:rPr>
+          <w:b/>
+          <w:bCs/>
+        </w:rPr>
+      </w:pPr>
+      <w:r>
+        <w:rPr>
+          <w:noProof/>
+        </w:rPr>
+        <w:drawing>
+          <wp:inline distT="0" distB="0" distL="0" distR="0" wp14:anchorId="6995ECE6" wp14:editId="37AE2AD7">
+            <wp:extent cx="1457325" cy="247650"/>
+            <wp:effectExtent l="0" t="0" r="9525" b="0"/>
+            <wp:docPr id="4" name="Picture 4"/>
+            <wp:cNvGraphicFramePr>
+              <a:graphicFrameLocks xmlns:a="http://schemas.openxmlformats.org/drawingml/2006/main" noChangeAspect="1"/>
+            </wp:cNvGraphicFramePr>
+            <a:graphic xmlns:a="http://schemas.openxmlformats.org/drawingml/2006/main">
+              <a:graphicData uri="http://schemas.openxmlformats.org/drawingml/2006/picture">
+                <pic:pic xmlns:pic="http://schemas.openxmlformats.org/drawingml/2006/picture">
+                  <pic:nvPicPr>
+                    <pic:cNvPr id="1" name=""/>
+                    <pic:cNvPicPr/>
+                  </pic:nvPicPr>
+                  <pic:blipFill>
+                    <a:blip r:embed="rId6"/>
+                    <a:stretch>
+                      <a:fillRect/>
+                    </a:stretch>
+                  </pic:blipFill>
+                  <pic:spPr>
+                    <a:xfrm>
+                      <a:off x="0" y="0"/>
+                      <a:ext cx="1457325" cy="247650"/>
+                    </a:xfrm>
+                    <a:prstGeom prst="rect">
+                      <a:avLst/>
+                    </a:prstGeom>
+                  </pic:spPr>
+                </pic:pic>
+              </a:graphicData>
+            </a:graphic>
+          </wp:inline>
+        </w:drawing>
+      </w:r>
+    </w:p>
+    <w:p>
+      <w:pPr>
+        <w:rPr>
+          <w:lang w:val="en-US"/>
+        </w:rPr>
+      </w:pPr>
       <w:r>
         <w:rPr>
           <w:b/>
@@ -557,7 +698,7 @@
           <w:lang w:val="en-US"/>
         </w:rPr>
       </w:pPr>
-      <w:hyperlink r:id="rId4" w:history="1">
+      <w:hyperlink r:id="rId7" w:history="1">
         <w:r>
           <w:rPr>
             <w:rStyle w:val="Hyperlink"/>
